--- a/jazzx-design-studio/one-pagers/11-Design-Studio-vs-Current-Workflow.docx
+++ b/jazzx-design-studio/one-pagers/11-Design-Studio-vs-Current-Workflow.docx
@@ -858,7 +858,7 @@
         <w:pStyle w:val="ListParagraph"/>
         <w:numPr>
           <w:ilvl w:val="0"/>
-          <w:numId w:val="2"/>
+          <w:numId w:val="3"/>
         </w:numPr>
         <w:spacing w:after="80" w:line="276"/>
       </w:pPr>
@@ -870,324 +870,6 @@
           <w:szCs w:val="21"/>
         </w:rPr>
         <w:t xml:space="preserve">Loan matches the slice rule and is tagged to the studio cohort in the LOS at application.</w:t>
-      </w:r>
-    </w:p>
-    <w:p>
-      <w:pPr>
-        <w:pStyle w:val="ListParagraph"/>
-        <w:numPr>
-          <w:ilvl w:val="0"/>
-          <w:numId w:val="2"/>
-        </w:numPr>
-        <w:spacing w:after="80" w:line="276"/>
-      </w:pPr>
-      <w:r>
-        <w:rPr>
-          <w:rFonts w:ascii="Calibri" w:cs="Calibri" w:eastAsia="Calibri" w:hAnsi="Calibri"/>
-          <w:color w:val="1A1A1A"/>
-          <w:sz w:val="21"/>
-          <w:szCs w:val="21"/>
-        </w:rPr>
-        <w:t xml:space="preserve">Standard workflow proceeds exactly as today — same queues, same SLAs, same system of record.</w:t>
-      </w:r>
-    </w:p>
-    <w:p>
-      <w:pPr>
-        <w:pStyle w:val="ListParagraph"/>
-        <w:numPr>
-          <w:ilvl w:val="0"/>
-          <w:numId w:val="2"/>
-        </w:numPr>
-        <w:spacing w:after="80" w:line="276"/>
-      </w:pPr>
-      <w:r>
-        <w:rPr>
-          <w:rFonts w:ascii="Calibri" w:cs="Calibri" w:eastAsia="Calibri" w:hAnsi="Calibri"/>
-          <w:color w:val="1A1A1A"/>
-          <w:sz w:val="21"/>
-          <w:szCs w:val="21"/>
-        </w:rPr>
-        <w:t xml:space="preserve">Documents are copied to Jazz via the agreed extraction. Nothing flows back.</w:t>
-      </w:r>
-    </w:p>
-    <w:p>
-      <w:pPr>
-        <w:pStyle w:val="ListParagraph"/>
-        <w:numPr>
-          <w:ilvl w:val="0"/>
-          <w:numId w:val="2"/>
-        </w:numPr>
-        <w:spacing w:after="80" w:line="276"/>
-      </w:pPr>
-      <w:r>
-        <w:rPr>
-          <w:rFonts w:ascii="Calibri" w:cs="Calibri" w:eastAsia="Calibri" w:hAnsi="Calibri"/>
-          <w:color w:val="1A1A1A"/>
-          <w:sz w:val="21"/>
-          <w:szCs w:val="21"/>
-        </w:rPr>
-        <w:t xml:space="preserve">The studio participant works the file and records their own view — conditions, findings, decision — </w:t>
-      </w:r>
-      <w:r>
-        <w:rPr>
-          <w:rFonts w:ascii="Calibri" w:cs="Calibri" w:eastAsia="Calibri" w:hAnsi="Calibri"/>
-          <w:b/>
-          <w:bCs/>
-          <w:color w:val="1A1A1A"/>
-          <w:sz w:val="21"/>
-          <w:szCs w:val="21"/>
-        </w:rPr>
-        <w:t xml:space="preserve">before</w:t>
-      </w:r>
-      <w:r>
-        <w:rPr>
-          <w:rFonts w:ascii="Calibri" w:cs="Calibri" w:eastAsia="Calibri" w:hAnsi="Calibri"/>
-          <w:color w:val="1A1A1A"/>
-          <w:sz w:val="21"/>
-          <w:szCs w:val="21"/>
-        </w:rPr>
-        <w:t xml:space="preserve"> opening the Jazz output.</w:t>
-      </w:r>
-    </w:p>
-    <w:p>
-      <w:pPr>
-        <w:pStyle w:val="ListParagraph"/>
-        <w:numPr>
-          <w:ilvl w:val="0"/>
-          <w:numId w:val="2"/>
-        </w:numPr>
-        <w:spacing w:after="80" w:line="276"/>
-      </w:pPr>
-      <w:r>
-        <w:rPr>
-          <w:rFonts w:ascii="Calibri" w:cs="Calibri" w:eastAsia="Calibri" w:hAnsi="Calibri"/>
-          <w:color w:val="1A1A1A"/>
-          <w:sz w:val="21"/>
-          <w:szCs w:val="21"/>
-        </w:rPr>
-        <w:t xml:space="preserve">Participant opens the Jazz output and completes the comparison log.</w:t>
-      </w:r>
-    </w:p>
-    <w:p>
-      <w:pPr>
-        <w:pStyle w:val="ListParagraph"/>
-        <w:numPr>
-          <w:ilvl w:val="0"/>
-          <w:numId w:val="2"/>
-        </w:numPr>
-        <w:spacing w:after="80" w:line="276"/>
-      </w:pPr>
-      <w:r>
-        <w:rPr>
-          <w:rFonts w:ascii="Calibri" w:cs="Calibri" w:eastAsia="Calibri" w:hAnsi="Calibri"/>
-          <w:color w:val="1A1A1A"/>
-          <w:sz w:val="21"/>
-          <w:szCs w:val="21"/>
-        </w:rPr>
-        <w:t xml:space="preserve">Disagreements are classified: Jazz caught something the human missed; the human caught something Jazz missed; Jazz was wrong; both agree.</w:t>
-      </w:r>
-    </w:p>
-    <w:p>
-      <w:pPr>
-        <w:pStyle w:val="ListParagraph"/>
-        <w:numPr>
-          <w:ilvl w:val="0"/>
-          <w:numId w:val="2"/>
-        </w:numPr>
-        <w:spacing w:after="80" w:line="276"/>
-      </w:pPr>
-      <w:r>
-        <w:rPr>
-          <w:rFonts w:ascii="Calibri" w:cs="Calibri" w:eastAsia="Calibri" w:hAnsi="Calibri"/>
-          <w:color w:val="1A1A1A"/>
-          <w:sz w:val="21"/>
-          <w:szCs w:val="21"/>
-        </w:rPr>
-        <w:t xml:space="preserve">The human decision stands and is what the borrower receives. Jazz output never reaches the file or the borrower.</w:t>
-      </w:r>
-    </w:p>
-    <w:p>
-      <w:pPr>
-        <w:pStyle w:val="ListParagraph"/>
-        <w:numPr>
-          <w:ilvl w:val="0"/>
-          <w:numId w:val="2"/>
-        </w:numPr>
-        <w:spacing w:after="80" w:line="276"/>
-      </w:pPr>
-      <w:r>
-        <w:rPr>
-          <w:rFonts w:ascii="Calibri" w:cs="Calibri" w:eastAsia="Calibri" w:hAnsi="Calibri"/>
-          <w:color w:val="1A1A1A"/>
-          <w:sz w:val="21"/>
-          <w:szCs w:val="21"/>
-        </w:rPr>
-        <w:t xml:space="preserve">Comparison entries feed the weekly loop.</w:t>
-      </w:r>
-    </w:p>
-    <w:p>
-      <w:pPr>
-        <w:spacing w:after="80" w:before="200"/>
-      </w:pPr>
-      <w:r>
-        <w:rPr>
-          <w:rFonts w:ascii="Calibri" w:cs="Calibri" w:eastAsia="Calibri" w:hAnsi="Calibri"/>
-          <w:b/>
-          <w:bCs/>
-          <w:color w:val="0E3A4F"/>
-          <w:sz w:val="22"/>
-          <w:szCs w:val="22"/>
-        </w:rPr>
-        <w:t xml:space="preserve">Limited live path (Days 61–80)</w:t>
-      </w:r>
-    </w:p>
-    <w:p>
-      <w:pPr>
-        <w:pStyle w:val="ListParagraph"/>
-        <w:numPr>
-          <w:ilvl w:val="0"/>
-          <w:numId w:val="2"/>
-        </w:numPr>
-        <w:spacing w:after="80" w:line="276"/>
-      </w:pPr>
-      <w:r>
-        <w:rPr>
-          <w:rFonts w:ascii="Calibri" w:cs="Calibri" w:eastAsia="Calibri" w:hAnsi="Calibri"/>
-          <w:color w:val="1A1A1A"/>
-          <w:sz w:val="21"/>
-          <w:szCs w:val="21"/>
-        </w:rPr>
-        <w:t xml:space="preserve">Loan matches the narrower live sub-slice defined at G2 and is tagged.</w:t>
-      </w:r>
-    </w:p>
-    <w:p>
-      <w:pPr>
-        <w:pStyle w:val="ListParagraph"/>
-        <w:numPr>
-          <w:ilvl w:val="0"/>
-          <w:numId w:val="2"/>
-        </w:numPr>
-        <w:spacing w:after="80" w:line="276"/>
-      </w:pPr>
-      <w:r>
-        <w:rPr>
-          <w:rFonts w:ascii="Calibri" w:cs="Calibri" w:eastAsia="Calibri" w:hAnsi="Calibri"/>
-          <w:color w:val="1A1A1A"/>
-          <w:sz w:val="21"/>
-          <w:szCs w:val="21"/>
-        </w:rPr>
-        <w:t xml:space="preserve">Jazz processes the file first; output enters the working file as a proposal, clearly labelled as system-generated.</w:t>
-      </w:r>
-    </w:p>
-    <w:p>
-      <w:pPr>
-        <w:pStyle w:val="ListParagraph"/>
-        <w:numPr>
-          <w:ilvl w:val="0"/>
-          <w:numId w:val="2"/>
-        </w:numPr>
-        <w:spacing w:after="80" w:line="276"/>
-      </w:pPr>
-      <w:r>
-        <w:rPr>
-          <w:rFonts w:ascii="Calibri" w:cs="Calibri" w:eastAsia="Calibri" w:hAnsi="Calibri"/>
-          <w:color w:val="1A1A1A"/>
-          <w:sz w:val="21"/>
-          <w:szCs w:val="21"/>
-        </w:rPr>
-        <w:t xml:space="preserve">The underwriter reviews every Jazz output — 100% review, no sampling. Anything not affirmatively accepted does not stand.</w:t>
-      </w:r>
-    </w:p>
-    <w:p>
-      <w:pPr>
-        <w:pStyle w:val="ListParagraph"/>
-        <w:numPr>
-          <w:ilvl w:val="0"/>
-          <w:numId w:val="2"/>
-        </w:numPr>
-        <w:spacing w:after="80" w:line="276"/>
-      </w:pPr>
-      <w:r>
-        <w:rPr>
-          <w:rFonts w:ascii="Calibri" w:cs="Calibri" w:eastAsia="Calibri" w:hAnsi="Calibri"/>
-          <w:color w:val="1A1A1A"/>
-          <w:sz w:val="21"/>
-          <w:szCs w:val="21"/>
-        </w:rPr>
-        <w:t xml:space="preserve">The underwriter accepts, edits, or rejects each item, and every rejection is captured with a reason.</w:t>
-      </w:r>
-    </w:p>
-    <w:p>
-      <w:pPr>
-        <w:pStyle w:val="ListParagraph"/>
-        <w:numPr>
-          <w:ilvl w:val="0"/>
-          <w:numId w:val="2"/>
-        </w:numPr>
-        <w:spacing w:after="80" w:line="276"/>
-      </w:pPr>
-      <w:r>
-        <w:rPr>
-          <w:rFonts w:ascii="Calibri" w:cs="Calibri" w:eastAsia="Calibri" w:hAnsi="Calibri"/>
-          <w:color w:val="1A1A1A"/>
-          <w:sz w:val="21"/>
-          <w:szCs w:val="21"/>
-        </w:rPr>
-        <w:t xml:space="preserve">The human makes and owns the decision. Adverse-action language, if any, is human-authored and human-verified.</w:t>
-      </w:r>
-    </w:p>
-    <w:p>
-      <w:pPr>
-        <w:pStyle w:val="ListParagraph"/>
-        <w:numPr>
-          <w:ilvl w:val="0"/>
-          <w:numId w:val="2"/>
-        </w:numPr>
-        <w:spacing w:after="80" w:line="276"/>
-      </w:pPr>
-      <w:r>
-        <w:rPr>
-          <w:rFonts w:ascii="Calibri" w:cs="Calibri" w:eastAsia="Calibri" w:hAnsi="Calibri"/>
-          <w:color w:val="1A1A1A"/>
-          <w:sz w:val="21"/>
-          <w:szCs w:val="21"/>
-        </w:rPr>
-        <w:t xml:space="preserve">The file proceeds through standard QC with the studio cohort flagged for enhanced sampling.</w:t>
-      </w:r>
-    </w:p>
-    <w:p>
-      <w:pPr>
-        <w:pStyle w:val="ListParagraph"/>
-        <w:numPr>
-          <w:ilvl w:val="0"/>
-          <w:numId w:val="2"/>
-        </w:numPr>
-        <w:spacing w:after="80" w:line="276"/>
-      </w:pPr>
-      <w:r>
-        <w:rPr>
-          <w:rFonts w:ascii="Calibri" w:cs="Calibri" w:eastAsia="Calibri" w:hAnsi="Calibri"/>
-          <w:color w:val="1A1A1A"/>
-          <w:sz w:val="21"/>
-          <w:szCs w:val="21"/>
-        </w:rPr>
-        <w:t xml:space="preserve">Defects are triaged within one business day and severity-classified per one-pager 02.</w:t>
-      </w:r>
-    </w:p>
-    <w:p>
-      <w:pPr>
-        <w:spacing w:after="80" w:before="200"/>
-      </w:pPr>
-      <w:r>
-        <w:rPr>
-          <w:rFonts w:ascii="Calibri" w:cs="Calibri" w:eastAsia="Calibri" w:hAnsi="Calibri"/>
-          <w:b/>
-          <w:bCs/>
-          <w:color w:val="0E3A4F"/>
-          <w:sz w:val="22"/>
-          <w:szCs w:val="22"/>
-        </w:rPr>
-        <w:t xml:space="preserve">Exit triggers — the loan returns to the standard path immediately</w:t>
       </w:r>
     </w:p>
     <w:p>
@@ -1206,7 +888,7 @@
           <w:sz w:val="21"/>
           <w:szCs w:val="21"/>
         </w:rPr>
-        <w:t xml:space="preserve">The file is at risk of missing an SLA or a contractual closing date</w:t>
+        <w:t xml:space="preserve">Standard workflow proceeds exactly as today — same queues, same SLAs, same system of record.</w:t>
       </w:r>
     </w:p>
     <w:p>
@@ -1225,7 +907,7 @@
           <w:sz w:val="21"/>
           <w:szCs w:val="21"/>
         </w:rPr>
-        <w:t xml:space="preserve">The borrower complains, or a borrower-facing issue arises from the studio path</w:t>
+        <w:t xml:space="preserve">Documents are copied to Jazz via the agreed extraction. Nothing flows back.</w:t>
       </w:r>
     </w:p>
     <w:p>
@@ -1244,7 +926,27 @@
           <w:sz w:val="21"/>
           <w:szCs w:val="21"/>
         </w:rPr>
-        <w:t xml:space="preserve">Jazz is unavailable or its output is materially wrong on that file</w:t>
+        <w:t xml:space="preserve">The studio participant works the file and records their own view — conditions, findings, decision — </w:t>
+      </w:r>
+      <w:r>
+        <w:rPr>
+          <w:rFonts w:ascii="Calibri" w:cs="Calibri" w:eastAsia="Calibri" w:hAnsi="Calibri"/>
+          <w:b/>
+          <w:bCs/>
+          <w:color w:val="1A1A1A"/>
+          <w:sz w:val="21"/>
+          <w:szCs w:val="21"/>
+        </w:rPr>
+        <w:t xml:space="preserve">before</w:t>
+      </w:r>
+      <w:r>
+        <w:rPr>
+          <w:rFonts w:ascii="Calibri" w:cs="Calibri" w:eastAsia="Calibri" w:hAnsi="Calibri"/>
+          <w:color w:val="1A1A1A"/>
+          <w:sz w:val="21"/>
+          <w:szCs w:val="21"/>
+        </w:rPr>
+        <w:t xml:space="preserve"> opening the Jazz output.</w:t>
       </w:r>
     </w:p>
     <w:p>
@@ -1263,7 +965,7 @@
           <w:sz w:val="21"/>
           <w:szCs w:val="21"/>
         </w:rPr>
-        <w:t xml:space="preserve">The file moves outside the slice definition (product change, income type change, state change)</w:t>
+        <w:t xml:space="preserve">Participant opens the Jazz output and completes the comparison log.</w:t>
       </w:r>
     </w:p>
     <w:p>
@@ -1282,7 +984,7 @@
           <w:sz w:val="21"/>
           <w:szCs w:val="21"/>
         </w:rPr>
-        <w:t xml:space="preserve">The underwriter judges the studio path is not serving the borrower — no justification required, and the judgement is never questioned</w:t>
+        <w:t xml:space="preserve">Disagreements are classified: Jazz caught something the human missed; the human caught something Jazz missed; Jazz was wrong; both agree.</w:t>
       </w:r>
     </w:p>
     <w:p>
@@ -1291,6 +993,304 @@
         <w:numPr>
           <w:ilvl w:val="0"/>
           <w:numId w:val="3"/>
+        </w:numPr>
+        <w:spacing w:after="80" w:line="276"/>
+      </w:pPr>
+      <w:r>
+        <w:rPr>
+          <w:rFonts w:ascii="Calibri" w:cs="Calibri" w:eastAsia="Calibri" w:hAnsi="Calibri"/>
+          <w:color w:val="1A1A1A"/>
+          <w:sz w:val="21"/>
+          <w:szCs w:val="21"/>
+        </w:rPr>
+        <w:t xml:space="preserve">The human decision stands and is what the borrower receives. Jazz output never reaches the file or the borrower.</w:t>
+      </w:r>
+    </w:p>
+    <w:p>
+      <w:pPr>
+        <w:pStyle w:val="ListParagraph"/>
+        <w:numPr>
+          <w:ilvl w:val="0"/>
+          <w:numId w:val="3"/>
+        </w:numPr>
+        <w:spacing w:after="80" w:line="276"/>
+      </w:pPr>
+      <w:r>
+        <w:rPr>
+          <w:rFonts w:ascii="Calibri" w:cs="Calibri" w:eastAsia="Calibri" w:hAnsi="Calibri"/>
+          <w:color w:val="1A1A1A"/>
+          <w:sz w:val="21"/>
+          <w:szCs w:val="21"/>
+        </w:rPr>
+        <w:t xml:space="preserve">Comparison entries feed the weekly loop.</w:t>
+      </w:r>
+    </w:p>
+    <w:p>
+      <w:pPr>
+        <w:spacing w:after="80" w:before="200"/>
+      </w:pPr>
+      <w:r>
+        <w:rPr>
+          <w:rFonts w:ascii="Calibri" w:cs="Calibri" w:eastAsia="Calibri" w:hAnsi="Calibri"/>
+          <w:b/>
+          <w:bCs/>
+          <w:color w:val="0E3A4F"/>
+          <w:sz w:val="22"/>
+          <w:szCs w:val="22"/>
+        </w:rPr>
+        <w:t xml:space="preserve">Limited live path (Days 61–80)</w:t>
+      </w:r>
+    </w:p>
+    <w:p>
+      <w:pPr>
+        <w:pStyle w:val="ListParagraph"/>
+        <w:numPr>
+          <w:ilvl w:val="0"/>
+          <w:numId w:val="4"/>
+        </w:numPr>
+        <w:spacing w:after="80" w:line="276"/>
+      </w:pPr>
+      <w:r>
+        <w:rPr>
+          <w:rFonts w:ascii="Calibri" w:cs="Calibri" w:eastAsia="Calibri" w:hAnsi="Calibri"/>
+          <w:color w:val="1A1A1A"/>
+          <w:sz w:val="21"/>
+          <w:szCs w:val="21"/>
+        </w:rPr>
+        <w:t xml:space="preserve">Loan matches the narrower live sub-slice defined at G2 and is tagged.</w:t>
+      </w:r>
+    </w:p>
+    <w:p>
+      <w:pPr>
+        <w:pStyle w:val="ListParagraph"/>
+        <w:numPr>
+          <w:ilvl w:val="0"/>
+          <w:numId w:val="4"/>
+        </w:numPr>
+        <w:spacing w:after="80" w:line="276"/>
+      </w:pPr>
+      <w:r>
+        <w:rPr>
+          <w:rFonts w:ascii="Calibri" w:cs="Calibri" w:eastAsia="Calibri" w:hAnsi="Calibri"/>
+          <w:color w:val="1A1A1A"/>
+          <w:sz w:val="21"/>
+          <w:szCs w:val="21"/>
+        </w:rPr>
+        <w:t xml:space="preserve">Jazz processes the file first; output enters the working file as a proposal, clearly labelled as system-generated.</w:t>
+      </w:r>
+    </w:p>
+    <w:p>
+      <w:pPr>
+        <w:pStyle w:val="ListParagraph"/>
+        <w:numPr>
+          <w:ilvl w:val="0"/>
+          <w:numId w:val="4"/>
+        </w:numPr>
+        <w:spacing w:after="80" w:line="276"/>
+      </w:pPr>
+      <w:r>
+        <w:rPr>
+          <w:rFonts w:ascii="Calibri" w:cs="Calibri" w:eastAsia="Calibri" w:hAnsi="Calibri"/>
+          <w:color w:val="1A1A1A"/>
+          <w:sz w:val="21"/>
+          <w:szCs w:val="21"/>
+        </w:rPr>
+        <w:t xml:space="preserve">The underwriter reviews every Jazz output — 100% review, no sampling. Anything not affirmatively accepted does not stand.</w:t>
+      </w:r>
+    </w:p>
+    <w:p>
+      <w:pPr>
+        <w:pStyle w:val="ListParagraph"/>
+        <w:numPr>
+          <w:ilvl w:val="0"/>
+          <w:numId w:val="4"/>
+        </w:numPr>
+        <w:spacing w:after="80" w:line="276"/>
+      </w:pPr>
+      <w:r>
+        <w:rPr>
+          <w:rFonts w:ascii="Calibri" w:cs="Calibri" w:eastAsia="Calibri" w:hAnsi="Calibri"/>
+          <w:color w:val="1A1A1A"/>
+          <w:sz w:val="21"/>
+          <w:szCs w:val="21"/>
+        </w:rPr>
+        <w:t xml:space="preserve">The underwriter accepts, edits, or rejects each item, and every rejection is captured with a reason.</w:t>
+      </w:r>
+    </w:p>
+    <w:p>
+      <w:pPr>
+        <w:pStyle w:val="ListParagraph"/>
+        <w:numPr>
+          <w:ilvl w:val="0"/>
+          <w:numId w:val="4"/>
+        </w:numPr>
+        <w:spacing w:after="80" w:line="276"/>
+      </w:pPr>
+      <w:r>
+        <w:rPr>
+          <w:rFonts w:ascii="Calibri" w:cs="Calibri" w:eastAsia="Calibri" w:hAnsi="Calibri"/>
+          <w:color w:val="1A1A1A"/>
+          <w:sz w:val="21"/>
+          <w:szCs w:val="21"/>
+        </w:rPr>
+        <w:t xml:space="preserve">The human makes and owns the decision. Adverse-action language, if any, is human-authored and human-verified.</w:t>
+      </w:r>
+    </w:p>
+    <w:p>
+      <w:pPr>
+        <w:pStyle w:val="ListParagraph"/>
+        <w:numPr>
+          <w:ilvl w:val="0"/>
+          <w:numId w:val="4"/>
+        </w:numPr>
+        <w:spacing w:after="80" w:line="276"/>
+      </w:pPr>
+      <w:r>
+        <w:rPr>
+          <w:rFonts w:ascii="Calibri" w:cs="Calibri" w:eastAsia="Calibri" w:hAnsi="Calibri"/>
+          <w:color w:val="1A1A1A"/>
+          <w:sz w:val="21"/>
+          <w:szCs w:val="21"/>
+        </w:rPr>
+        <w:t xml:space="preserve">The file proceeds through standard QC with the studio cohort flagged for enhanced sampling.</w:t>
+      </w:r>
+    </w:p>
+    <w:p>
+      <w:pPr>
+        <w:pStyle w:val="ListParagraph"/>
+        <w:numPr>
+          <w:ilvl w:val="0"/>
+          <w:numId w:val="4"/>
+        </w:numPr>
+        <w:spacing w:after="80" w:line="276"/>
+      </w:pPr>
+      <w:r>
+        <w:rPr>
+          <w:rFonts w:ascii="Calibri" w:cs="Calibri" w:eastAsia="Calibri" w:hAnsi="Calibri"/>
+          <w:color w:val="1A1A1A"/>
+          <w:sz w:val="21"/>
+          <w:szCs w:val="21"/>
+        </w:rPr>
+        <w:t xml:space="preserve">Defects are triaged within one business day and severity-classified per one-pager 02.</w:t>
+      </w:r>
+    </w:p>
+    <w:p>
+      <w:pPr>
+        <w:spacing w:after="80" w:before="200"/>
+      </w:pPr>
+      <w:r>
+        <w:rPr>
+          <w:rFonts w:ascii="Calibri" w:cs="Calibri" w:eastAsia="Calibri" w:hAnsi="Calibri"/>
+          <w:b/>
+          <w:bCs/>
+          <w:color w:val="0E3A4F"/>
+          <w:sz w:val="22"/>
+          <w:szCs w:val="22"/>
+        </w:rPr>
+        <w:t xml:space="preserve">Exit triggers — the loan returns to the standard path immediately</w:t>
+      </w:r>
+    </w:p>
+    <w:p>
+      <w:pPr>
+        <w:pStyle w:val="ListParagraph"/>
+        <w:numPr>
+          <w:ilvl w:val="0"/>
+          <w:numId w:val="5"/>
+        </w:numPr>
+        <w:spacing w:after="80" w:line="276"/>
+      </w:pPr>
+      <w:r>
+        <w:rPr>
+          <w:rFonts w:ascii="Calibri" w:cs="Calibri" w:eastAsia="Calibri" w:hAnsi="Calibri"/>
+          <w:color w:val="1A1A1A"/>
+          <w:sz w:val="21"/>
+          <w:szCs w:val="21"/>
+        </w:rPr>
+        <w:t xml:space="preserve">The file is at risk of missing an SLA or a contractual closing date</w:t>
+      </w:r>
+    </w:p>
+    <w:p>
+      <w:pPr>
+        <w:pStyle w:val="ListParagraph"/>
+        <w:numPr>
+          <w:ilvl w:val="0"/>
+          <w:numId w:val="5"/>
+        </w:numPr>
+        <w:spacing w:after="80" w:line="276"/>
+      </w:pPr>
+      <w:r>
+        <w:rPr>
+          <w:rFonts w:ascii="Calibri" w:cs="Calibri" w:eastAsia="Calibri" w:hAnsi="Calibri"/>
+          <w:color w:val="1A1A1A"/>
+          <w:sz w:val="21"/>
+          <w:szCs w:val="21"/>
+        </w:rPr>
+        <w:t xml:space="preserve">The borrower complains, or a borrower-facing issue arises from the studio path</w:t>
+      </w:r>
+    </w:p>
+    <w:p>
+      <w:pPr>
+        <w:pStyle w:val="ListParagraph"/>
+        <w:numPr>
+          <w:ilvl w:val="0"/>
+          <w:numId w:val="5"/>
+        </w:numPr>
+        <w:spacing w:after="80" w:line="276"/>
+      </w:pPr>
+      <w:r>
+        <w:rPr>
+          <w:rFonts w:ascii="Calibri" w:cs="Calibri" w:eastAsia="Calibri" w:hAnsi="Calibri"/>
+          <w:color w:val="1A1A1A"/>
+          <w:sz w:val="21"/>
+          <w:szCs w:val="21"/>
+        </w:rPr>
+        <w:t xml:space="preserve">Jazz is unavailable or its output is materially wrong on that file</w:t>
+      </w:r>
+    </w:p>
+    <w:p>
+      <w:pPr>
+        <w:pStyle w:val="ListParagraph"/>
+        <w:numPr>
+          <w:ilvl w:val="0"/>
+          <w:numId w:val="5"/>
+        </w:numPr>
+        <w:spacing w:after="80" w:line="276"/>
+      </w:pPr>
+      <w:r>
+        <w:rPr>
+          <w:rFonts w:ascii="Calibri" w:cs="Calibri" w:eastAsia="Calibri" w:hAnsi="Calibri"/>
+          <w:color w:val="1A1A1A"/>
+          <w:sz w:val="21"/>
+          <w:szCs w:val="21"/>
+        </w:rPr>
+        <w:t xml:space="preserve">The file moves outside the slice definition (product change, income type change, state change)</w:t>
+      </w:r>
+    </w:p>
+    <w:p>
+      <w:pPr>
+        <w:pStyle w:val="ListParagraph"/>
+        <w:numPr>
+          <w:ilvl w:val="0"/>
+          <w:numId w:val="5"/>
+        </w:numPr>
+        <w:spacing w:after="80" w:line="276"/>
+      </w:pPr>
+      <w:r>
+        <w:rPr>
+          <w:rFonts w:ascii="Calibri" w:cs="Calibri" w:eastAsia="Calibri" w:hAnsi="Calibri"/>
+          <w:color w:val="1A1A1A"/>
+          <w:sz w:val="21"/>
+          <w:szCs w:val="21"/>
+        </w:rPr>
+        <w:t xml:space="preserve">The underwriter judges the studio path is not serving the borrower — no justification required, and the judgement is never questioned</w:t>
+      </w:r>
+    </w:p>
+    <w:p>
+      <w:pPr>
+        <w:pStyle w:val="ListParagraph"/>
+        <w:numPr>
+          <w:ilvl w:val="0"/>
+          <w:numId w:val="5"/>
         </w:numPr>
         <w:spacing w:after="80" w:line="276"/>
       </w:pPr>
@@ -3384,7 +3384,7 @@
         <w:pStyle w:val="ListParagraph"/>
         <w:numPr>
           <w:ilvl w:val="0"/>
-          <w:numId w:val="3"/>
+          <w:numId w:val="5"/>
         </w:numPr>
         <w:spacing w:after="80" w:line="276"/>
       </w:pPr>
@@ -3403,7 +3403,7 @@
         <w:pStyle w:val="ListParagraph"/>
         <w:numPr>
           <w:ilvl w:val="0"/>
-          <w:numId w:val="3"/>
+          <w:numId w:val="5"/>
         </w:numPr>
         <w:spacing w:after="80" w:line="276"/>
       </w:pPr>
@@ -3422,7 +3422,7 @@
         <w:pStyle w:val="ListParagraph"/>
         <w:numPr>
           <w:ilvl w:val="0"/>
-          <w:numId w:val="3"/>
+          <w:numId w:val="5"/>
         </w:numPr>
         <w:spacing w:after="80" w:line="276"/>
       </w:pPr>
@@ -3441,7 +3441,7 @@
         <w:pStyle w:val="ListParagraph"/>
         <w:numPr>
           <w:ilvl w:val="0"/>
-          <w:numId w:val="3"/>
+          <w:numId w:val="5"/>
         </w:numPr>
         <w:spacing w:after="80" w:line="276"/>
       </w:pPr>
@@ -3460,7 +3460,7 @@
         <w:pStyle w:val="ListParagraph"/>
         <w:numPr>
           <w:ilvl w:val="0"/>
-          <w:numId w:val="3"/>
+          <w:numId w:val="5"/>
         </w:numPr>
         <w:spacing w:after="80" w:line="276"/>
       </w:pPr>
@@ -4292,6 +4292,18 @@
     </w:lvlOverride>
   </w:num>
   <w:num w:numId="3">
+    <w:abstractNumId w:val="3"/>
+    <w:lvlOverride w:ilvl="0">
+      <w:startOverride w:val="1"/>
+    </w:lvlOverride>
+  </w:num>
+  <w:num w:numId="4">
+    <w:abstractNumId w:val="3"/>
+    <w:lvlOverride w:ilvl="0">
+      <w:startOverride w:val="1"/>
+    </w:lvlOverride>
+  </w:num>
+  <w:num w:numId="5">
     <w:abstractNumId w:val="2"/>
     <w:lvlOverride w:ilvl="0">
       <w:startOverride w:val="1"/>
